--- a/Labs/Lab04/Lab04+徐炜杰+202383910029.docx
+++ b/Labs/Lab04/Lab04+徐炜杰+202383910029.docx
@@ -300,7 +300,7 @@
     </w:p>
     <w:p>
       <w:pPr>
-        <w:pStyle w:val="15"/>
+        <w:pStyle w:val="17"/>
         <w:numPr>
           <w:ilvl w:val="0"/>
           <w:numId w:val="1"/>
@@ -328,7 +328,7 @@
     </w:p>
     <w:p>
       <w:pPr>
-        <w:pStyle w:val="15"/>
+        <w:pStyle w:val="17"/>
         <w:numPr>
           <w:ilvl w:val="0"/>
           <w:numId w:val="1"/>
@@ -356,7 +356,7 @@
     </w:p>
     <w:p>
       <w:pPr>
-        <w:pStyle w:val="15"/>
+        <w:pStyle w:val="17"/>
         <w:numPr>
           <w:ilvl w:val="0"/>
           <w:numId w:val="1"/>
@@ -384,7 +384,7 @@
     </w:p>
     <w:p>
       <w:pPr>
-        <w:pStyle w:val="15"/>
+        <w:pStyle w:val="17"/>
         <w:numPr>
           <w:ilvl w:val="0"/>
           <w:numId w:val="1"/>
@@ -412,7 +412,7 @@
     </w:p>
     <w:p>
       <w:pPr>
-        <w:pStyle w:val="15"/>
+        <w:pStyle w:val="17"/>
         <w:numPr>
           <w:ilvl w:val="0"/>
           <w:numId w:val="1"/>
@@ -440,7 +440,7 @@
     </w:p>
     <w:p>
       <w:pPr>
-        <w:pStyle w:val="15"/>
+        <w:pStyle w:val="17"/>
         <w:numPr>
           <w:ilvl w:val="0"/>
           <w:numId w:val="1"/>
@@ -467,7 +467,7 @@
     </w:p>
     <w:p>
       <w:pPr>
-        <w:pStyle w:val="15"/>
+        <w:pStyle w:val="17"/>
         <w:numPr>
           <w:ilvl w:val="0"/>
           <w:numId w:val="2"/>
@@ -512,7 +512,7 @@
     </w:p>
     <w:p>
       <w:pPr>
-        <w:pStyle w:val="15"/>
+        <w:pStyle w:val="17"/>
         <w:numPr>
           <w:ilvl w:val="0"/>
           <w:numId w:val="3"/>
@@ -542,7 +542,7 @@
     </w:p>
     <w:p>
       <w:pPr>
-        <w:pStyle w:val="15"/>
+        <w:pStyle w:val="17"/>
         <w:widowControl/>
         <w:numPr>
           <w:ilvl w:val="0"/>
@@ -574,7 +574,7 @@
     </w:p>
     <w:p>
       <w:pPr>
-        <w:pStyle w:val="15"/>
+        <w:pStyle w:val="17"/>
         <w:numPr>
           <w:ilvl w:val="0"/>
           <w:numId w:val="3"/>
@@ -604,7 +604,7 @@
     </w:p>
     <w:p>
       <w:pPr>
-        <w:pStyle w:val="15"/>
+        <w:pStyle w:val="17"/>
         <w:widowControl/>
         <w:numPr>
           <w:ilvl w:val="0"/>
@@ -636,7 +636,7 @@
     </w:p>
     <w:p>
       <w:pPr>
-        <w:pStyle w:val="15"/>
+        <w:pStyle w:val="17"/>
         <w:numPr>
           <w:ilvl w:val="0"/>
           <w:numId w:val="3"/>
@@ -666,7 +666,7 @@
     </w:p>
     <w:p>
       <w:pPr>
-        <w:pStyle w:val="15"/>
+        <w:pStyle w:val="17"/>
         <w:widowControl/>
         <w:numPr>
           <w:ilvl w:val="0"/>
@@ -698,7 +698,7 @@
     </w:p>
     <w:p>
       <w:pPr>
-        <w:pStyle w:val="15"/>
+        <w:pStyle w:val="17"/>
         <w:numPr>
           <w:ilvl w:val="0"/>
           <w:numId w:val="3"/>
@@ -728,7 +728,7 @@
     </w:p>
     <w:p>
       <w:pPr>
-        <w:pStyle w:val="15"/>
+        <w:pStyle w:val="17"/>
         <w:widowControl/>
         <w:numPr>
           <w:ilvl w:val="0"/>
@@ -760,7 +760,7 @@
     </w:p>
     <w:p>
       <w:pPr>
-        <w:pStyle w:val="15"/>
+        <w:pStyle w:val="17"/>
         <w:numPr>
           <w:ilvl w:val="0"/>
           <w:numId w:val="3"/>
@@ -790,7 +790,7 @@
     </w:p>
     <w:p>
       <w:pPr>
-        <w:pStyle w:val="15"/>
+        <w:pStyle w:val="17"/>
         <w:widowControl/>
         <w:numPr>
           <w:ilvl w:val="0"/>
@@ -822,7 +822,7 @@
     </w:p>
     <w:p>
       <w:pPr>
-        <w:pStyle w:val="15"/>
+        <w:pStyle w:val="17"/>
         <w:numPr>
           <w:ilvl w:val="0"/>
           <w:numId w:val="3"/>
@@ -852,7 +852,7 @@
     </w:p>
     <w:p>
       <w:pPr>
-        <w:pStyle w:val="15"/>
+        <w:pStyle w:val="17"/>
         <w:widowControl/>
         <w:numPr>
           <w:ilvl w:val="0"/>
@@ -884,7 +884,7 @@
     </w:p>
     <w:p>
       <w:pPr>
-        <w:pStyle w:val="15"/>
+        <w:pStyle w:val="17"/>
         <w:numPr>
           <w:ilvl w:val="0"/>
           <w:numId w:val="3"/>
@@ -914,7 +914,7 @@
     </w:p>
     <w:p>
       <w:pPr>
-        <w:pStyle w:val="15"/>
+        <w:pStyle w:val="17"/>
         <w:widowControl/>
         <w:numPr>
           <w:ilvl w:val="0"/>
@@ -946,7 +946,7 @@
     </w:p>
     <w:p>
       <w:pPr>
-        <w:pStyle w:val="15"/>
+        <w:pStyle w:val="17"/>
         <w:numPr>
           <w:ilvl w:val="0"/>
           <w:numId w:val="3"/>
@@ -976,7 +976,7 @@
     </w:p>
     <w:p>
       <w:pPr>
-        <w:pStyle w:val="15"/>
+        <w:pStyle w:val="17"/>
         <w:widowControl/>
         <w:numPr>
           <w:ilvl w:val="0"/>
@@ -1101,8 +1101,6 @@
         </w:rPr>
         <w:t>Then, the cluster status is checked, showing that the Kubernetes control plane and CoreDNS service are running normally. This means the environment is ready for deploying applications or continuing with Istio installation.</w:t>
       </w:r>
-      <w:bookmarkStart w:id="0" w:name="_GoBack"/>
-      <w:bookmarkEnd w:id="0"/>
     </w:p>
     <w:p>
       <w:pPr>
@@ -2200,7 +2198,7 @@
         <w:spacing w:line="300" w:lineRule="auto"/>
         <w:jc w:val="both"/>
         <w:rPr>
-          <w:rFonts w:hint="default" w:eastAsia="黑体" w:cs="Times New Roman"/>
+          <w:rFonts w:hint="eastAsia" w:eastAsia="黑体" w:cs="Times New Roman"/>
           <w:b w:val="0"/>
           <w:bCs/>
           <w:kern w:val="0"/>
@@ -2221,6 +2219,1375 @@
         </w:rPr>
         <w:t>5. The visualization through Kiali offers an intuitive perspective on service interactions, making abstract traffic flows easier to understand. Observing real-time request paths and dependencies helps identify potential bottlenecks and improves system transparency. This part of the experiment emphasizes the value of observability tools in managing and optimizing microservices systems.</w:t>
       </w:r>
+    </w:p>
+    <w:p>
+      <w:pPr>
+        <w:numPr>
+          <w:ilvl w:val="0"/>
+          <w:numId w:val="0"/>
+        </w:numPr>
+        <w:autoSpaceDE w:val="0"/>
+        <w:autoSpaceDN w:val="0"/>
+        <w:adjustRightInd w:val="0"/>
+        <w:spacing w:line="300" w:lineRule="auto"/>
+        <w:jc w:val="both"/>
+        <w:rPr>
+          <w:rFonts w:hint="eastAsia" w:eastAsia="黑体" w:cs="Times New Roman"/>
+          <w:b w:val="0"/>
+          <w:bCs/>
+          <w:kern w:val="0"/>
+          <w:sz w:val="24"/>
+          <w:szCs w:val="24"/>
+          <w:lang w:val="en-US" w:eastAsia="zh-CN"/>
+        </w:rPr>
+      </w:pPr>
+    </w:p>
+    <w:p>
+      <w:pPr>
+        <w:numPr>
+          <w:ilvl w:val="0"/>
+          <w:numId w:val="0"/>
+        </w:numPr>
+        <w:autoSpaceDE w:val="0"/>
+        <w:autoSpaceDN w:val="0"/>
+        <w:adjustRightInd w:val="0"/>
+        <w:spacing w:line="300" w:lineRule="auto"/>
+        <w:jc w:val="center"/>
+        <w:rPr>
+          <w:rFonts w:hint="eastAsia" w:ascii="Times New Roman" w:eastAsia="宋体"/>
+          <w:b/>
+          <w:bCs/>
+          <w:sz w:val="28"/>
+          <w:lang w:val="en-US" w:eastAsia="zh-CN"/>
+        </w:rPr>
+      </w:pPr>
+      <w:r>
+        <w:rPr>
+          <w:rFonts w:hint="eastAsia"/>
+          <w:b/>
+          <w:bCs/>
+          <w:sz w:val="28"/>
+        </w:rPr>
+        <w:t>附录</w:t>
+      </w:r>
+      <w:r>
+        <w:rPr>
+          <w:rFonts w:hint="eastAsia" w:ascii="Times New Roman" w:eastAsia="宋体"/>
+          <w:b/>
+          <w:bCs/>
+          <w:sz w:val="28"/>
+          <w:lang w:val="en-US" w:eastAsia="zh-CN"/>
+        </w:rPr>
+        <w:t xml:space="preserve"> 程序命令代码</w:t>
+      </w:r>
+    </w:p>
+    <w:tbl>
+      <w:tblPr>
+        <w:tblStyle w:val="8"/>
+        <w:tblW w:w="0" w:type="auto"/>
+        <w:tblInd w:w="0" w:type="dxa"/>
+        <w:tblBorders>
+          <w:top w:val="single" w:color="auto" w:sz="4" w:space="0"/>
+          <w:left w:val="single" w:color="auto" w:sz="4" w:space="0"/>
+          <w:bottom w:val="single" w:color="auto" w:sz="4" w:space="0"/>
+          <w:right w:val="single" w:color="auto" w:sz="4" w:space="0"/>
+          <w:insideH w:val="single" w:color="auto" w:sz="4" w:space="0"/>
+          <w:insideV w:val="none" w:color="auto" w:sz="0" w:space="0"/>
+        </w:tblBorders>
+        <w:tblLayout w:type="autofit"/>
+        <w:tblCellMar>
+          <w:top w:w="0" w:type="dxa"/>
+          <w:left w:w="108" w:type="dxa"/>
+          <w:bottom w:w="0" w:type="dxa"/>
+          <w:right w:w="108" w:type="dxa"/>
+        </w:tblCellMar>
+      </w:tblPr>
+      <w:tblGrid>
+        <w:gridCol w:w="8522"/>
+      </w:tblGrid>
+      <w:tr>
+        <w:tblPrEx>
+          <w:tblBorders>
+            <w:top w:val="single" w:color="auto" w:sz="4" w:space="0"/>
+            <w:left w:val="single" w:color="auto" w:sz="4" w:space="0"/>
+            <w:bottom w:val="single" w:color="auto" w:sz="4" w:space="0"/>
+            <w:right w:val="single" w:color="auto" w:sz="4" w:space="0"/>
+            <w:insideH w:val="single" w:color="auto" w:sz="4" w:space="0"/>
+            <w:insideV w:val="none" w:color="auto" w:sz="0" w:space="0"/>
+          </w:tblBorders>
+          <w:tblCellMar>
+            <w:top w:w="0" w:type="dxa"/>
+            <w:left w:w="108" w:type="dxa"/>
+            <w:bottom w:w="0" w:type="dxa"/>
+            <w:right w:w="108" w:type="dxa"/>
+          </w:tblCellMar>
+        </w:tblPrEx>
+        <w:tc>
+          <w:tcPr>
+            <w:tcW w:w="8522" w:type="dxa"/>
+            <w:tcBorders>
+              <w:top w:val="single" w:color="auto" w:sz="8" w:space="0"/>
+              <w:left w:val="single" w:color="auto" w:sz="8" w:space="0"/>
+              <w:bottom w:val="single" w:color="auto" w:sz="8" w:space="0"/>
+              <w:right w:val="single" w:color="auto" w:sz="8" w:space="0"/>
+            </w:tcBorders>
+            <w:shd w:val="clear" w:color="auto" w:fill="D7D7D7" w:themeFill="background1" w:themeFillShade="D8"/>
+          </w:tcPr>
+          <w:p>
+            <w:pPr>
+              <w:keepNext w:val="0"/>
+              <w:keepLines w:val="0"/>
+              <w:pageBreakBefore w:val="0"/>
+              <w:widowControl w:val="0"/>
+              <w:kinsoku/>
+              <w:wordWrap/>
+              <w:overflowPunct/>
+              <w:topLinePunct w:val="0"/>
+              <w:autoSpaceDE/>
+              <w:autoSpaceDN/>
+              <w:bidi w:val="0"/>
+              <w:adjustRightInd/>
+              <w:snapToGrid/>
+              <w:spacing w:line="300" w:lineRule="auto"/>
+              <w:ind w:left="0" w:leftChars="0" w:firstLine="0" w:firstLineChars="0"/>
+              <w:textAlignment w:val="auto"/>
+              <w:rPr>
+                <w:rFonts w:hint="default" w:eastAsia="宋体"/>
+                <w:sz w:val="28"/>
+                <w:vertAlign w:val="baseline"/>
+                <w:lang w:val="en-US" w:eastAsia="zh-CN"/>
+              </w:rPr>
+            </w:pPr>
+            <w:r>
+              <w:rPr>
+                <w:rFonts w:hint="default" w:ascii="Times New Roman" w:hAnsi="Times New Roman" w:eastAsia="宋体" w:cs="Times New Roman"/>
+                <w:sz w:val="24"/>
+                <w:szCs w:val="24"/>
+                <w:vertAlign w:val="baseline"/>
+                <w:lang w:val="en-US" w:eastAsia="zh-CN"/>
+              </w:rPr>
+              <w:t>附录</w:t>
+            </w:r>
+            <w:r>
+              <w:rPr>
+                <w:rFonts w:hint="eastAsia" w:ascii="Times New Roman" w:hAnsi="Times New Roman" w:cs="Times New Roman"/>
+                <w:sz w:val="24"/>
+                <w:szCs w:val="24"/>
+                <w:vertAlign w:val="baseline"/>
+                <w:lang w:val="en-US" w:eastAsia="zh-CN"/>
+              </w:rPr>
+              <w:t>1：启动Minikube和Kubernetes集群</w:t>
+            </w:r>
+          </w:p>
+        </w:tc>
+      </w:tr>
+      <w:tr>
+        <w:tblPrEx>
+          <w:tblBorders>
+            <w:top w:val="single" w:color="auto" w:sz="4" w:space="0"/>
+            <w:left w:val="single" w:color="auto" w:sz="4" w:space="0"/>
+            <w:bottom w:val="single" w:color="auto" w:sz="4" w:space="0"/>
+            <w:right w:val="single" w:color="auto" w:sz="4" w:space="0"/>
+            <w:insideH w:val="single" w:color="auto" w:sz="4" w:space="0"/>
+            <w:insideV w:val="none" w:color="auto" w:sz="0" w:space="0"/>
+          </w:tblBorders>
+          <w:tblCellMar>
+            <w:top w:w="0" w:type="dxa"/>
+            <w:left w:w="108" w:type="dxa"/>
+            <w:bottom w:w="0" w:type="dxa"/>
+            <w:right w:w="108" w:type="dxa"/>
+          </w:tblCellMar>
+        </w:tblPrEx>
+        <w:tc>
+          <w:tcPr>
+            <w:tcW w:w="8522" w:type="dxa"/>
+            <w:tcBorders>
+              <w:top w:val="single" w:color="auto" w:sz="8" w:space="0"/>
+              <w:left w:val="single" w:color="auto" w:sz="8" w:space="0"/>
+              <w:bottom w:val="single" w:color="auto" w:sz="8" w:space="0"/>
+              <w:right w:val="single" w:color="auto" w:sz="8" w:space="0"/>
+            </w:tcBorders>
+          </w:tcPr>
+          <w:p>
+            <w:pPr>
+              <w:keepNext w:val="0"/>
+              <w:keepLines w:val="0"/>
+              <w:widowControl/>
+              <w:suppressLineNumbers w:val="0"/>
+              <w:pBdr>
+                <w:top w:val="none" w:color="auto" w:sz="0" w:space="0"/>
+                <w:left w:val="none" w:color="auto" w:sz="0" w:space="0"/>
+                <w:bottom w:val="none" w:color="auto" w:sz="0" w:space="0"/>
+                <w:right w:val="none" w:color="auto" w:sz="0" w:space="0"/>
+              </w:pBdr>
+              <w:shd w:val="clear" w:fill="F8F8F8"/>
+              <w:spacing w:before="0" w:beforeAutospacing="0" w:after="0" w:afterAutospacing="0"/>
+              <w:ind w:left="0" w:firstLine="0"/>
+              <w:jc w:val="left"/>
+              <w:rPr>
+                <w:rFonts w:hint="eastAsia"/>
+                <w:sz w:val="28"/>
+                <w:szCs w:val="28"/>
+                <w:vertAlign w:val="baseline"/>
+              </w:rPr>
+            </w:pPr>
+            <w:r>
+              <w:rPr>
+                <w:rFonts w:hint="eastAsia"/>
+                <w:sz w:val="28"/>
+                <w:szCs w:val="28"/>
+                <w:vertAlign w:val="baseline"/>
+              </w:rPr>
+              <w:t>minikube start</w:t>
+            </w:r>
+          </w:p>
+          <w:p>
+            <w:pPr>
+              <w:keepNext w:val="0"/>
+              <w:keepLines w:val="0"/>
+              <w:widowControl/>
+              <w:suppressLineNumbers w:val="0"/>
+              <w:pBdr>
+                <w:top w:val="none" w:color="auto" w:sz="0" w:space="0"/>
+                <w:left w:val="none" w:color="auto" w:sz="0" w:space="0"/>
+                <w:bottom w:val="none" w:color="auto" w:sz="0" w:space="0"/>
+                <w:right w:val="none" w:color="auto" w:sz="0" w:space="0"/>
+              </w:pBdr>
+              <w:shd w:val="clear" w:fill="F8F8F8"/>
+              <w:spacing w:before="0" w:beforeAutospacing="0" w:after="0" w:afterAutospacing="0"/>
+              <w:ind w:left="0" w:firstLine="0"/>
+              <w:jc w:val="left"/>
+              <w:rPr>
+                <w:rFonts w:hint="eastAsia"/>
+                <w:sz w:val="28"/>
+                <w:vertAlign w:val="baseline"/>
+              </w:rPr>
+            </w:pPr>
+            <w:r>
+              <w:rPr>
+                <w:rFonts w:hint="eastAsia"/>
+                <w:sz w:val="28"/>
+                <w:vertAlign w:val="baseline"/>
+              </w:rPr>
+              <w:t>kubectl cluster-info</w:t>
+            </w:r>
+          </w:p>
+          <w:p>
+            <w:pPr>
+              <w:keepNext w:val="0"/>
+              <w:keepLines w:val="0"/>
+              <w:widowControl/>
+              <w:suppressLineNumbers w:val="0"/>
+              <w:pBdr>
+                <w:top w:val="none" w:color="auto" w:sz="0" w:space="0"/>
+                <w:left w:val="none" w:color="auto" w:sz="0" w:space="0"/>
+                <w:bottom w:val="none" w:color="auto" w:sz="0" w:space="0"/>
+                <w:right w:val="none" w:color="auto" w:sz="0" w:space="0"/>
+              </w:pBdr>
+              <w:shd w:val="clear" w:fill="F8F8F8"/>
+              <w:spacing w:before="0" w:beforeAutospacing="0" w:after="0" w:afterAutospacing="0"/>
+              <w:ind w:left="0" w:firstLine="0"/>
+              <w:jc w:val="left"/>
+              <w:rPr>
+                <w:rFonts w:hint="eastAsia"/>
+                <w:sz w:val="28"/>
+                <w:vertAlign w:val="baseline"/>
+              </w:rPr>
+            </w:pPr>
+            <w:r>
+              <w:rPr>
+                <w:rFonts w:hint="eastAsia"/>
+                <w:sz w:val="28"/>
+                <w:vertAlign w:val="baseline"/>
+              </w:rPr>
+              <w:t>kubectl cluster-info dump</w:t>
+            </w:r>
+          </w:p>
+        </w:tc>
+      </w:tr>
+    </w:tbl>
+    <w:p>
+      <w:pPr>
+        <w:numPr>
+          <w:ilvl w:val="0"/>
+          <w:numId w:val="0"/>
+        </w:numPr>
+        <w:autoSpaceDE w:val="0"/>
+        <w:autoSpaceDN w:val="0"/>
+        <w:adjustRightInd w:val="0"/>
+        <w:spacing w:line="300" w:lineRule="auto"/>
+        <w:jc w:val="left"/>
+        <w:rPr>
+          <w:rFonts w:hint="default" w:ascii="Times New Roman" w:eastAsia="宋体"/>
+          <w:b/>
+          <w:bCs/>
+          <w:sz w:val="28"/>
+          <w:lang w:val="en-US" w:eastAsia="zh-CN"/>
+        </w:rPr>
+      </w:pPr>
+    </w:p>
+    <w:tbl>
+      <w:tblPr>
+        <w:tblStyle w:val="8"/>
+        <w:tblW w:w="0" w:type="auto"/>
+        <w:tblInd w:w="0" w:type="dxa"/>
+        <w:tblBorders>
+          <w:top w:val="single" w:color="auto" w:sz="4" w:space="0"/>
+          <w:left w:val="single" w:color="auto" w:sz="4" w:space="0"/>
+          <w:bottom w:val="single" w:color="auto" w:sz="4" w:space="0"/>
+          <w:right w:val="single" w:color="auto" w:sz="4" w:space="0"/>
+          <w:insideH w:val="single" w:color="auto" w:sz="4" w:space="0"/>
+          <w:insideV w:val="none" w:color="auto" w:sz="0" w:space="0"/>
+        </w:tblBorders>
+        <w:tblLayout w:type="autofit"/>
+        <w:tblCellMar>
+          <w:top w:w="0" w:type="dxa"/>
+          <w:left w:w="108" w:type="dxa"/>
+          <w:bottom w:w="0" w:type="dxa"/>
+          <w:right w:w="108" w:type="dxa"/>
+        </w:tblCellMar>
+      </w:tblPr>
+      <w:tblGrid>
+        <w:gridCol w:w="8522"/>
+      </w:tblGrid>
+      <w:tr>
+        <w:tblPrEx>
+          <w:tblBorders>
+            <w:top w:val="single" w:color="auto" w:sz="4" w:space="0"/>
+            <w:left w:val="single" w:color="auto" w:sz="4" w:space="0"/>
+            <w:bottom w:val="single" w:color="auto" w:sz="4" w:space="0"/>
+            <w:right w:val="single" w:color="auto" w:sz="4" w:space="0"/>
+            <w:insideH w:val="single" w:color="auto" w:sz="4" w:space="0"/>
+            <w:insideV w:val="none" w:color="auto" w:sz="0" w:space="0"/>
+          </w:tblBorders>
+          <w:tblCellMar>
+            <w:top w:w="0" w:type="dxa"/>
+            <w:left w:w="108" w:type="dxa"/>
+            <w:bottom w:w="0" w:type="dxa"/>
+            <w:right w:w="108" w:type="dxa"/>
+          </w:tblCellMar>
+        </w:tblPrEx>
+        <w:tc>
+          <w:tcPr>
+            <w:tcW w:w="8522" w:type="dxa"/>
+            <w:tcBorders>
+              <w:top w:val="single" w:color="auto" w:sz="8" w:space="0"/>
+              <w:left w:val="single" w:color="auto" w:sz="8" w:space="0"/>
+              <w:bottom w:val="single" w:color="auto" w:sz="8" w:space="0"/>
+              <w:right w:val="single" w:color="auto" w:sz="8" w:space="0"/>
+            </w:tcBorders>
+            <w:shd w:val="clear" w:color="auto" w:fill="D7D7D7" w:themeFill="background1" w:themeFillShade="D8"/>
+          </w:tcPr>
+          <w:p>
+            <w:pPr>
+              <w:keepNext w:val="0"/>
+              <w:keepLines w:val="0"/>
+              <w:pageBreakBefore w:val="0"/>
+              <w:widowControl w:val="0"/>
+              <w:kinsoku/>
+              <w:wordWrap/>
+              <w:overflowPunct/>
+              <w:topLinePunct w:val="0"/>
+              <w:autoSpaceDE/>
+              <w:autoSpaceDN/>
+              <w:bidi w:val="0"/>
+              <w:adjustRightInd/>
+              <w:snapToGrid/>
+              <w:spacing w:line="300" w:lineRule="auto"/>
+              <w:ind w:left="0" w:leftChars="0" w:firstLine="0" w:firstLineChars="0"/>
+              <w:textAlignment w:val="auto"/>
+              <w:rPr>
+                <w:rFonts w:hint="default" w:eastAsia="宋体"/>
+                <w:sz w:val="28"/>
+                <w:vertAlign w:val="baseline"/>
+                <w:lang w:val="en-US" w:eastAsia="zh-CN"/>
+              </w:rPr>
+            </w:pPr>
+            <w:r>
+              <w:rPr>
+                <w:rFonts w:hint="default" w:ascii="Times New Roman" w:hAnsi="Times New Roman" w:eastAsia="宋体" w:cs="Times New Roman"/>
+                <w:sz w:val="24"/>
+                <w:szCs w:val="24"/>
+                <w:vertAlign w:val="baseline"/>
+                <w:lang w:val="en-US" w:eastAsia="zh-CN"/>
+              </w:rPr>
+              <w:t>附录</w:t>
+            </w:r>
+            <w:r>
+              <w:rPr>
+                <w:rFonts w:hint="eastAsia" w:ascii="Times New Roman" w:hAnsi="Times New Roman" w:cs="Times New Roman"/>
+                <w:sz w:val="24"/>
+                <w:szCs w:val="24"/>
+                <w:vertAlign w:val="baseline"/>
+                <w:lang w:val="en-US" w:eastAsia="zh-CN"/>
+              </w:rPr>
+              <w:t>2：查看kubectl版本和下载Istio</w:t>
+            </w:r>
+          </w:p>
+        </w:tc>
+      </w:tr>
+      <w:tr>
+        <w:tblPrEx>
+          <w:tblBorders>
+            <w:top w:val="single" w:color="auto" w:sz="4" w:space="0"/>
+            <w:left w:val="single" w:color="auto" w:sz="4" w:space="0"/>
+            <w:bottom w:val="single" w:color="auto" w:sz="4" w:space="0"/>
+            <w:right w:val="single" w:color="auto" w:sz="4" w:space="0"/>
+            <w:insideH w:val="single" w:color="auto" w:sz="4" w:space="0"/>
+            <w:insideV w:val="none" w:color="auto" w:sz="0" w:space="0"/>
+          </w:tblBorders>
+          <w:tblCellMar>
+            <w:top w:w="0" w:type="dxa"/>
+            <w:left w:w="108" w:type="dxa"/>
+            <w:bottom w:w="0" w:type="dxa"/>
+            <w:right w:w="108" w:type="dxa"/>
+          </w:tblCellMar>
+        </w:tblPrEx>
+        <w:tc>
+          <w:tcPr>
+            <w:tcW w:w="8522" w:type="dxa"/>
+            <w:tcBorders>
+              <w:top w:val="single" w:color="auto" w:sz="8" w:space="0"/>
+              <w:left w:val="single" w:color="auto" w:sz="8" w:space="0"/>
+              <w:bottom w:val="single" w:color="auto" w:sz="8" w:space="0"/>
+              <w:right w:val="single" w:color="auto" w:sz="8" w:space="0"/>
+            </w:tcBorders>
+          </w:tcPr>
+          <w:p>
+            <w:pPr>
+              <w:keepNext w:val="0"/>
+              <w:keepLines w:val="0"/>
+              <w:widowControl/>
+              <w:suppressLineNumbers w:val="0"/>
+              <w:pBdr>
+                <w:top w:val="none" w:color="auto" w:sz="0" w:space="0"/>
+                <w:left w:val="none" w:color="auto" w:sz="0" w:space="0"/>
+                <w:bottom w:val="none" w:color="auto" w:sz="0" w:space="0"/>
+                <w:right w:val="none" w:color="auto" w:sz="0" w:space="0"/>
+              </w:pBdr>
+              <w:shd w:val="clear" w:fill="F8F8F8"/>
+              <w:spacing w:before="0" w:beforeAutospacing="0" w:after="0" w:afterAutospacing="0"/>
+              <w:ind w:left="0" w:firstLine="0"/>
+              <w:jc w:val="left"/>
+              <w:rPr>
+                <w:rFonts w:hint="eastAsia"/>
+                <w:sz w:val="28"/>
+                <w:szCs w:val="28"/>
+                <w:vertAlign w:val="baseline"/>
+              </w:rPr>
+            </w:pPr>
+            <w:r>
+              <w:rPr>
+                <w:rFonts w:hint="eastAsia"/>
+                <w:sz w:val="28"/>
+                <w:szCs w:val="28"/>
+                <w:vertAlign w:val="baseline"/>
+              </w:rPr>
+              <w:t>kubectl version</w:t>
+            </w:r>
+          </w:p>
+          <w:p>
+            <w:pPr>
+              <w:keepNext w:val="0"/>
+              <w:keepLines w:val="0"/>
+              <w:widowControl/>
+              <w:suppressLineNumbers w:val="0"/>
+              <w:pBdr>
+                <w:top w:val="none" w:color="auto" w:sz="0" w:space="0"/>
+                <w:left w:val="none" w:color="auto" w:sz="0" w:space="0"/>
+                <w:bottom w:val="none" w:color="auto" w:sz="0" w:space="0"/>
+                <w:right w:val="none" w:color="auto" w:sz="0" w:space="0"/>
+              </w:pBdr>
+              <w:shd w:val="clear" w:fill="F8F8F8"/>
+              <w:spacing w:before="0" w:beforeAutospacing="0" w:after="0" w:afterAutospacing="0"/>
+              <w:ind w:left="0" w:firstLine="0"/>
+              <w:jc w:val="left"/>
+              <w:rPr>
+                <w:rFonts w:hint="eastAsia"/>
+                <w:sz w:val="28"/>
+                <w:vertAlign w:val="baseline"/>
+              </w:rPr>
+            </w:pPr>
+            <w:r>
+              <w:rPr>
+                <w:rFonts w:hint="eastAsia"/>
+                <w:sz w:val="28"/>
+                <w:vertAlign w:val="baseline"/>
+              </w:rPr>
+              <w:t>curl -L https://istio.io/downloadIstio | sh</w:t>
+            </w:r>
+          </w:p>
+          <w:p>
+            <w:pPr>
+              <w:keepNext w:val="0"/>
+              <w:keepLines w:val="0"/>
+              <w:widowControl/>
+              <w:suppressLineNumbers w:val="0"/>
+              <w:pBdr>
+                <w:top w:val="none" w:color="auto" w:sz="0" w:space="0"/>
+                <w:left w:val="none" w:color="auto" w:sz="0" w:space="0"/>
+                <w:bottom w:val="none" w:color="auto" w:sz="0" w:space="0"/>
+                <w:right w:val="none" w:color="auto" w:sz="0" w:space="0"/>
+              </w:pBdr>
+              <w:shd w:val="clear" w:fill="F8F8F8"/>
+              <w:spacing w:before="0" w:beforeAutospacing="0" w:after="0" w:afterAutospacing="0"/>
+              <w:ind w:left="0" w:firstLine="0"/>
+              <w:jc w:val="left"/>
+              <w:rPr>
+                <w:rFonts w:hint="eastAsia"/>
+                <w:sz w:val="28"/>
+                <w:vertAlign w:val="baseline"/>
+              </w:rPr>
+            </w:pPr>
+            <w:r>
+              <w:rPr>
+                <w:rFonts w:hint="eastAsia"/>
+                <w:sz w:val="28"/>
+                <w:vertAlign w:val="baseline"/>
+              </w:rPr>
+              <w:t>export PATH="$PATH:/home/ubuntu/cloud_lab/gitea-lab/lab04/istio-1.29.2/bin"</w:t>
+            </w:r>
+          </w:p>
+          <w:p>
+            <w:pPr>
+              <w:keepNext w:val="0"/>
+              <w:keepLines w:val="0"/>
+              <w:widowControl/>
+              <w:suppressLineNumbers w:val="0"/>
+              <w:pBdr>
+                <w:top w:val="none" w:color="auto" w:sz="0" w:space="0"/>
+                <w:left w:val="none" w:color="auto" w:sz="0" w:space="0"/>
+                <w:bottom w:val="none" w:color="auto" w:sz="0" w:space="0"/>
+                <w:right w:val="none" w:color="auto" w:sz="0" w:space="0"/>
+              </w:pBdr>
+              <w:shd w:val="clear" w:fill="F8F8F8"/>
+              <w:spacing w:before="0" w:beforeAutospacing="0" w:after="0" w:afterAutospacing="0"/>
+              <w:ind w:left="0" w:firstLine="0"/>
+              <w:jc w:val="left"/>
+              <w:rPr>
+                <w:rFonts w:hint="eastAsia"/>
+                <w:sz w:val="28"/>
+                <w:vertAlign w:val="baseline"/>
+              </w:rPr>
+            </w:pPr>
+            <w:r>
+              <w:rPr>
+                <w:rFonts w:hint="eastAsia"/>
+                <w:sz w:val="28"/>
+                <w:vertAlign w:val="baseline"/>
+              </w:rPr>
+              <w:t>istioctl version</w:t>
+            </w:r>
+          </w:p>
+          <w:p>
+            <w:pPr>
+              <w:keepNext w:val="0"/>
+              <w:keepLines w:val="0"/>
+              <w:widowControl/>
+              <w:suppressLineNumbers w:val="0"/>
+              <w:pBdr>
+                <w:top w:val="none" w:color="auto" w:sz="0" w:space="0"/>
+                <w:left w:val="none" w:color="auto" w:sz="0" w:space="0"/>
+                <w:bottom w:val="none" w:color="auto" w:sz="0" w:space="0"/>
+                <w:right w:val="none" w:color="auto" w:sz="0" w:space="0"/>
+              </w:pBdr>
+              <w:shd w:val="clear" w:fill="F8F8F8"/>
+              <w:spacing w:before="0" w:beforeAutospacing="0" w:after="0" w:afterAutospacing="0"/>
+              <w:ind w:left="0" w:firstLine="0"/>
+              <w:jc w:val="left"/>
+              <w:rPr>
+                <w:rFonts w:hint="eastAsia"/>
+                <w:sz w:val="28"/>
+                <w:vertAlign w:val="baseline"/>
+              </w:rPr>
+            </w:pPr>
+            <w:r>
+              <w:rPr>
+                <w:rFonts w:hint="eastAsia"/>
+                <w:sz w:val="28"/>
+                <w:vertAlign w:val="baseline"/>
+              </w:rPr>
+              <w:t>istioctl install --set profile=demo -y</w:t>
+            </w:r>
+          </w:p>
+          <w:p>
+            <w:pPr>
+              <w:keepNext w:val="0"/>
+              <w:keepLines w:val="0"/>
+              <w:widowControl/>
+              <w:suppressLineNumbers w:val="0"/>
+              <w:pBdr>
+                <w:top w:val="none" w:color="auto" w:sz="0" w:space="0"/>
+                <w:left w:val="none" w:color="auto" w:sz="0" w:space="0"/>
+                <w:bottom w:val="none" w:color="auto" w:sz="0" w:space="0"/>
+                <w:right w:val="none" w:color="auto" w:sz="0" w:space="0"/>
+              </w:pBdr>
+              <w:shd w:val="clear" w:fill="F8F8F8"/>
+              <w:spacing w:before="0" w:beforeAutospacing="0" w:after="0" w:afterAutospacing="0"/>
+              <w:ind w:left="0" w:firstLine="0"/>
+              <w:jc w:val="left"/>
+              <w:rPr>
+                <w:rFonts w:hint="eastAsia"/>
+                <w:sz w:val="28"/>
+                <w:vertAlign w:val="baseline"/>
+              </w:rPr>
+            </w:pPr>
+            <w:r>
+              <w:rPr>
+                <w:rFonts w:hint="eastAsia"/>
+                <w:sz w:val="28"/>
+                <w:vertAlign w:val="baseline"/>
+              </w:rPr>
+              <w:t>kubectl apply --server-side -f "https://github.com/kubernetes-sigs/gateway-api/releases/download/v1.4.0/experimental-install.yaml"</w:t>
+            </w:r>
+          </w:p>
+        </w:tc>
+      </w:tr>
+    </w:tbl>
+    <w:p>
+      <w:pPr>
+        <w:numPr>
+          <w:ilvl w:val="0"/>
+          <w:numId w:val="0"/>
+        </w:numPr>
+        <w:autoSpaceDE w:val="0"/>
+        <w:autoSpaceDN w:val="0"/>
+        <w:adjustRightInd w:val="0"/>
+        <w:spacing w:line="300" w:lineRule="auto"/>
+        <w:jc w:val="left"/>
+        <w:rPr>
+          <w:rFonts w:hint="default" w:ascii="Times New Roman" w:eastAsia="宋体"/>
+          <w:b/>
+          <w:bCs/>
+          <w:sz w:val="28"/>
+          <w:lang w:val="en-US" w:eastAsia="zh-CN"/>
+        </w:rPr>
+      </w:pPr>
+    </w:p>
+    <w:tbl>
+      <w:tblPr>
+        <w:tblStyle w:val="8"/>
+        <w:tblW w:w="0" w:type="auto"/>
+        <w:tblInd w:w="0" w:type="dxa"/>
+        <w:tblBorders>
+          <w:top w:val="single" w:color="auto" w:sz="4" w:space="0"/>
+          <w:left w:val="single" w:color="auto" w:sz="4" w:space="0"/>
+          <w:bottom w:val="single" w:color="auto" w:sz="4" w:space="0"/>
+          <w:right w:val="single" w:color="auto" w:sz="4" w:space="0"/>
+          <w:insideH w:val="single" w:color="auto" w:sz="4" w:space="0"/>
+          <w:insideV w:val="none" w:color="auto" w:sz="0" w:space="0"/>
+        </w:tblBorders>
+        <w:tblLayout w:type="autofit"/>
+        <w:tblCellMar>
+          <w:top w:w="0" w:type="dxa"/>
+          <w:left w:w="108" w:type="dxa"/>
+          <w:bottom w:w="0" w:type="dxa"/>
+          <w:right w:w="108" w:type="dxa"/>
+        </w:tblCellMar>
+      </w:tblPr>
+      <w:tblGrid>
+        <w:gridCol w:w="8522"/>
+      </w:tblGrid>
+      <w:tr>
+        <w:tblPrEx>
+          <w:tblBorders>
+            <w:top w:val="single" w:color="auto" w:sz="4" w:space="0"/>
+            <w:left w:val="single" w:color="auto" w:sz="4" w:space="0"/>
+            <w:bottom w:val="single" w:color="auto" w:sz="4" w:space="0"/>
+            <w:right w:val="single" w:color="auto" w:sz="4" w:space="0"/>
+            <w:insideH w:val="single" w:color="auto" w:sz="4" w:space="0"/>
+            <w:insideV w:val="none" w:color="auto" w:sz="0" w:space="0"/>
+          </w:tblBorders>
+          <w:tblCellMar>
+            <w:top w:w="0" w:type="dxa"/>
+            <w:left w:w="108" w:type="dxa"/>
+            <w:bottom w:w="0" w:type="dxa"/>
+            <w:right w:w="108" w:type="dxa"/>
+          </w:tblCellMar>
+        </w:tblPrEx>
+        <w:tc>
+          <w:tcPr>
+            <w:tcW w:w="8522" w:type="dxa"/>
+            <w:tcBorders>
+              <w:top w:val="single" w:color="auto" w:sz="8" w:space="0"/>
+              <w:left w:val="single" w:color="auto" w:sz="8" w:space="0"/>
+              <w:bottom w:val="single" w:color="auto" w:sz="8" w:space="0"/>
+              <w:right w:val="single" w:color="auto" w:sz="8" w:space="0"/>
+            </w:tcBorders>
+            <w:shd w:val="clear" w:color="auto" w:fill="D7D7D7" w:themeFill="background1" w:themeFillShade="D8"/>
+          </w:tcPr>
+          <w:p>
+            <w:pPr>
+              <w:keepNext w:val="0"/>
+              <w:keepLines w:val="0"/>
+              <w:pageBreakBefore w:val="0"/>
+              <w:widowControl w:val="0"/>
+              <w:kinsoku/>
+              <w:wordWrap/>
+              <w:overflowPunct/>
+              <w:topLinePunct w:val="0"/>
+              <w:autoSpaceDE/>
+              <w:autoSpaceDN/>
+              <w:bidi w:val="0"/>
+              <w:adjustRightInd/>
+              <w:snapToGrid/>
+              <w:spacing w:line="300" w:lineRule="auto"/>
+              <w:ind w:left="0" w:leftChars="0" w:firstLine="0" w:firstLineChars="0"/>
+              <w:textAlignment w:val="auto"/>
+              <w:rPr>
+                <w:rFonts w:hint="default" w:eastAsia="宋体"/>
+                <w:sz w:val="28"/>
+                <w:vertAlign w:val="baseline"/>
+                <w:lang w:val="en-US" w:eastAsia="zh-CN"/>
+              </w:rPr>
+            </w:pPr>
+            <w:r>
+              <w:rPr>
+                <w:rFonts w:hint="default" w:ascii="Times New Roman" w:hAnsi="Times New Roman" w:eastAsia="宋体" w:cs="Times New Roman"/>
+                <w:sz w:val="24"/>
+                <w:szCs w:val="24"/>
+                <w:vertAlign w:val="baseline"/>
+                <w:lang w:val="en-US" w:eastAsia="zh-CN"/>
+              </w:rPr>
+              <w:t>附录</w:t>
+            </w:r>
+            <w:r>
+              <w:rPr>
+                <w:rFonts w:hint="eastAsia" w:ascii="Times New Roman" w:hAnsi="Times New Roman" w:cs="Times New Roman"/>
+                <w:sz w:val="24"/>
+                <w:szCs w:val="24"/>
+                <w:vertAlign w:val="baseline"/>
+                <w:lang w:val="en-US" w:eastAsia="zh-CN"/>
+              </w:rPr>
+              <w:t>3：部署Bookinfo示例应用</w:t>
+            </w:r>
+          </w:p>
+        </w:tc>
+      </w:tr>
+      <w:tr>
+        <w:tblPrEx>
+          <w:tblBorders>
+            <w:top w:val="single" w:color="auto" w:sz="4" w:space="0"/>
+            <w:left w:val="single" w:color="auto" w:sz="4" w:space="0"/>
+            <w:bottom w:val="single" w:color="auto" w:sz="4" w:space="0"/>
+            <w:right w:val="single" w:color="auto" w:sz="4" w:space="0"/>
+            <w:insideH w:val="single" w:color="auto" w:sz="4" w:space="0"/>
+            <w:insideV w:val="none" w:color="auto" w:sz="0" w:space="0"/>
+          </w:tblBorders>
+          <w:tblCellMar>
+            <w:top w:w="0" w:type="dxa"/>
+            <w:left w:w="108" w:type="dxa"/>
+            <w:bottom w:w="0" w:type="dxa"/>
+            <w:right w:w="108" w:type="dxa"/>
+          </w:tblCellMar>
+        </w:tblPrEx>
+        <w:tc>
+          <w:tcPr>
+            <w:tcW w:w="8522" w:type="dxa"/>
+            <w:tcBorders>
+              <w:top w:val="single" w:color="auto" w:sz="8" w:space="0"/>
+              <w:left w:val="single" w:color="auto" w:sz="8" w:space="0"/>
+              <w:bottom w:val="single" w:color="auto" w:sz="8" w:space="0"/>
+              <w:right w:val="single" w:color="auto" w:sz="8" w:space="0"/>
+            </w:tcBorders>
+          </w:tcPr>
+          <w:p>
+            <w:pPr>
+              <w:keepNext w:val="0"/>
+              <w:keepLines w:val="0"/>
+              <w:widowControl/>
+              <w:suppressLineNumbers w:val="0"/>
+              <w:pBdr>
+                <w:top w:val="none" w:color="auto" w:sz="0" w:space="0"/>
+                <w:left w:val="none" w:color="auto" w:sz="0" w:space="0"/>
+                <w:bottom w:val="none" w:color="auto" w:sz="0" w:space="0"/>
+                <w:right w:val="none" w:color="auto" w:sz="0" w:space="0"/>
+              </w:pBdr>
+              <w:shd w:val="clear" w:fill="F8F8F8"/>
+              <w:spacing w:before="0" w:beforeAutospacing="0" w:after="0" w:afterAutospacing="0"/>
+              <w:ind w:left="0" w:firstLine="0"/>
+              <w:jc w:val="left"/>
+              <w:rPr>
+                <w:rFonts w:hint="eastAsia"/>
+                <w:sz w:val="28"/>
+                <w:vertAlign w:val="baseline"/>
+              </w:rPr>
+            </w:pPr>
+            <w:r>
+              <w:rPr>
+                <w:rFonts w:hint="eastAsia"/>
+                <w:sz w:val="28"/>
+                <w:vertAlign w:val="baseline"/>
+              </w:rPr>
+              <w:t>kubectl apply -f samples/bookinfo/platform/kube/bookinfo.yaml</w:t>
+            </w:r>
+          </w:p>
+          <w:p>
+            <w:pPr>
+              <w:keepNext w:val="0"/>
+              <w:keepLines w:val="0"/>
+              <w:widowControl/>
+              <w:suppressLineNumbers w:val="0"/>
+              <w:pBdr>
+                <w:top w:val="none" w:color="auto" w:sz="0" w:space="0"/>
+                <w:left w:val="none" w:color="auto" w:sz="0" w:space="0"/>
+                <w:bottom w:val="none" w:color="auto" w:sz="0" w:space="0"/>
+                <w:right w:val="none" w:color="auto" w:sz="0" w:space="0"/>
+              </w:pBdr>
+              <w:shd w:val="clear" w:fill="F8F8F8"/>
+              <w:spacing w:before="0" w:beforeAutospacing="0" w:after="0" w:afterAutospacing="0"/>
+              <w:ind w:left="0" w:firstLine="0"/>
+              <w:jc w:val="left"/>
+              <w:rPr>
+                <w:rFonts w:hint="eastAsia"/>
+                <w:sz w:val="28"/>
+                <w:vertAlign w:val="baseline"/>
+              </w:rPr>
+            </w:pPr>
+            <w:r>
+              <w:rPr>
+                <w:rFonts w:hint="eastAsia"/>
+                <w:sz w:val="28"/>
+                <w:vertAlign w:val="baseline"/>
+              </w:rPr>
+              <w:t>kubectl get pods</w:t>
+            </w:r>
+          </w:p>
+          <w:p>
+            <w:pPr>
+              <w:keepNext w:val="0"/>
+              <w:keepLines w:val="0"/>
+              <w:widowControl/>
+              <w:suppressLineNumbers w:val="0"/>
+              <w:pBdr>
+                <w:top w:val="none" w:color="auto" w:sz="0" w:space="0"/>
+                <w:left w:val="none" w:color="auto" w:sz="0" w:space="0"/>
+                <w:bottom w:val="none" w:color="auto" w:sz="0" w:space="0"/>
+                <w:right w:val="none" w:color="auto" w:sz="0" w:space="0"/>
+              </w:pBdr>
+              <w:shd w:val="clear" w:fill="F8F8F8"/>
+              <w:spacing w:before="0" w:beforeAutospacing="0" w:after="0" w:afterAutospacing="0"/>
+              <w:ind w:left="0" w:firstLine="0"/>
+              <w:jc w:val="left"/>
+              <w:rPr>
+                <w:rFonts w:hint="eastAsia"/>
+                <w:sz w:val="28"/>
+                <w:vertAlign w:val="baseline"/>
+              </w:rPr>
+            </w:pPr>
+            <w:r>
+              <w:rPr>
+                <w:rFonts w:hint="eastAsia"/>
+                <w:sz w:val="28"/>
+                <w:vertAlign w:val="baseline"/>
+              </w:rPr>
+              <w:t>kubectl get services</w:t>
+            </w:r>
+          </w:p>
+          <w:p>
+            <w:pPr>
+              <w:keepNext w:val="0"/>
+              <w:keepLines w:val="0"/>
+              <w:widowControl/>
+              <w:suppressLineNumbers w:val="0"/>
+              <w:pBdr>
+                <w:top w:val="none" w:color="auto" w:sz="0" w:space="0"/>
+                <w:left w:val="none" w:color="auto" w:sz="0" w:space="0"/>
+                <w:bottom w:val="none" w:color="auto" w:sz="0" w:space="0"/>
+                <w:right w:val="none" w:color="auto" w:sz="0" w:space="0"/>
+              </w:pBdr>
+              <w:shd w:val="clear" w:fill="F8F8F8"/>
+              <w:spacing w:before="0" w:beforeAutospacing="0" w:after="0" w:afterAutospacing="0"/>
+              <w:ind w:left="0" w:firstLine="0"/>
+              <w:jc w:val="left"/>
+              <w:rPr>
+                <w:rFonts w:hint="default" w:eastAsia="宋体"/>
+                <w:sz w:val="28"/>
+                <w:vertAlign w:val="baseline"/>
+                <w:lang w:val="en-US" w:eastAsia="zh-CN"/>
+              </w:rPr>
+            </w:pPr>
+            <w:r>
+              <w:rPr>
+                <w:rFonts w:hint="eastAsia"/>
+                <w:sz w:val="28"/>
+                <w:vertAlign w:val="baseline"/>
+                <w:lang w:val="en-US" w:eastAsia="zh-CN"/>
+              </w:rPr>
+              <w:t>// 从PowerShell中先获取 ratings Pod 名称</w:t>
+            </w:r>
+          </w:p>
+          <w:p>
+            <w:pPr>
+              <w:keepNext w:val="0"/>
+              <w:keepLines w:val="0"/>
+              <w:widowControl/>
+              <w:suppressLineNumbers w:val="0"/>
+              <w:pBdr>
+                <w:top w:val="none" w:color="auto" w:sz="0" w:space="0"/>
+                <w:left w:val="none" w:color="auto" w:sz="0" w:space="0"/>
+                <w:bottom w:val="none" w:color="auto" w:sz="0" w:space="0"/>
+                <w:right w:val="none" w:color="auto" w:sz="0" w:space="0"/>
+              </w:pBdr>
+              <w:shd w:val="clear" w:fill="F8F8F8"/>
+              <w:spacing w:before="0" w:beforeAutospacing="0" w:after="0" w:afterAutospacing="0"/>
+              <w:ind w:left="0" w:firstLine="0"/>
+              <w:jc w:val="left"/>
+              <w:rPr>
+                <w:rFonts w:hint="eastAsia"/>
+                <w:sz w:val="28"/>
+                <w:vertAlign w:val="baseline"/>
+              </w:rPr>
+            </w:pPr>
+            <w:r>
+              <w:rPr>
+                <w:rFonts w:hint="eastAsia"/>
+                <w:sz w:val="28"/>
+                <w:vertAlign w:val="baseline"/>
+              </w:rPr>
+              <w:t>$pod = (kubectl get pod -n default -l app=ratings --field-selector=status.phase=Running -o jsonpath="{.items[0].metadata.name}").Trim()</w:t>
+            </w:r>
+          </w:p>
+          <w:p>
+            <w:pPr>
+              <w:keepNext w:val="0"/>
+              <w:keepLines w:val="0"/>
+              <w:widowControl/>
+              <w:suppressLineNumbers w:val="0"/>
+              <w:pBdr>
+                <w:top w:val="none" w:color="auto" w:sz="0" w:space="0"/>
+                <w:left w:val="none" w:color="auto" w:sz="0" w:space="0"/>
+                <w:bottom w:val="none" w:color="auto" w:sz="0" w:space="0"/>
+                <w:right w:val="none" w:color="auto" w:sz="0" w:space="0"/>
+              </w:pBdr>
+              <w:shd w:val="clear" w:fill="F8F8F8"/>
+              <w:spacing w:before="0" w:beforeAutospacing="0" w:after="0" w:afterAutospacing="0"/>
+              <w:ind w:left="0" w:firstLine="0"/>
+              <w:jc w:val="left"/>
+              <w:rPr>
+                <w:rFonts w:hint="eastAsia"/>
+                <w:sz w:val="28"/>
+                <w:vertAlign w:val="baseline"/>
+                <w:lang w:val="en-US" w:eastAsia="zh-CN"/>
+              </w:rPr>
+            </w:pPr>
+            <w:r>
+              <w:rPr>
+                <w:rFonts w:hint="eastAsia"/>
+                <w:sz w:val="28"/>
+                <w:vertAlign w:val="baseline"/>
+                <w:lang w:val="en-US" w:eastAsia="zh-CN"/>
+              </w:rPr>
+              <w:t>// 从该 Pod 内访问productpage服务</w:t>
+            </w:r>
+          </w:p>
+          <w:p>
+            <w:pPr>
+              <w:keepNext w:val="0"/>
+              <w:keepLines w:val="0"/>
+              <w:widowControl/>
+              <w:suppressLineNumbers w:val="0"/>
+              <w:pBdr>
+                <w:top w:val="none" w:color="auto" w:sz="0" w:space="0"/>
+                <w:left w:val="none" w:color="auto" w:sz="0" w:space="0"/>
+                <w:bottom w:val="none" w:color="auto" w:sz="0" w:space="0"/>
+                <w:right w:val="none" w:color="auto" w:sz="0" w:space="0"/>
+              </w:pBdr>
+              <w:shd w:val="clear" w:fill="F8F8F8"/>
+              <w:spacing w:before="0" w:beforeAutospacing="0" w:after="0" w:afterAutospacing="0"/>
+              <w:ind w:left="0" w:firstLine="0"/>
+              <w:jc w:val="left"/>
+              <w:rPr>
+                <w:rFonts w:hint="eastAsia"/>
+                <w:sz w:val="28"/>
+                <w:vertAlign w:val="baseline"/>
+              </w:rPr>
+            </w:pPr>
+            <w:r>
+              <w:rPr>
+                <w:rFonts w:hint="eastAsia"/>
+                <w:sz w:val="28"/>
+                <w:vertAlign w:val="baseline"/>
+              </w:rPr>
+              <w:t>$html = kubectl exec -n default $pod -- curl -sS productpage:9080/</w:t>
+            </w:r>
+          </w:p>
+          <w:p>
+            <w:pPr>
+              <w:keepNext w:val="0"/>
+              <w:keepLines w:val="0"/>
+              <w:widowControl/>
+              <w:suppressLineNumbers w:val="0"/>
+              <w:pBdr>
+                <w:top w:val="none" w:color="auto" w:sz="0" w:space="0"/>
+                <w:left w:val="none" w:color="auto" w:sz="0" w:space="0"/>
+                <w:bottom w:val="none" w:color="auto" w:sz="0" w:space="0"/>
+                <w:right w:val="none" w:color="auto" w:sz="0" w:space="0"/>
+              </w:pBdr>
+              <w:shd w:val="clear" w:fill="F8F8F8"/>
+              <w:spacing w:before="0" w:beforeAutospacing="0" w:after="0" w:afterAutospacing="0"/>
+              <w:ind w:left="0" w:firstLine="0"/>
+              <w:jc w:val="left"/>
+              <w:rPr>
+                <w:rFonts w:hint="default" w:eastAsia="宋体"/>
+                <w:sz w:val="28"/>
+                <w:vertAlign w:val="baseline"/>
+                <w:lang w:val="en-US" w:eastAsia="zh-CN"/>
+              </w:rPr>
+            </w:pPr>
+            <w:r>
+              <w:rPr>
+                <w:rFonts w:hint="eastAsia"/>
+                <w:sz w:val="28"/>
+                <w:vertAlign w:val="baseline"/>
+                <w:lang w:val="en-US" w:eastAsia="zh-CN"/>
+              </w:rPr>
+              <w:t>// 用正则提取 HTML 标题</w:t>
+            </w:r>
+          </w:p>
+          <w:p>
+            <w:pPr>
+              <w:keepNext w:val="0"/>
+              <w:keepLines w:val="0"/>
+              <w:widowControl/>
+              <w:suppressLineNumbers w:val="0"/>
+              <w:pBdr>
+                <w:top w:val="none" w:color="auto" w:sz="0" w:space="0"/>
+                <w:left w:val="none" w:color="auto" w:sz="0" w:space="0"/>
+                <w:bottom w:val="none" w:color="auto" w:sz="0" w:space="0"/>
+                <w:right w:val="none" w:color="auto" w:sz="0" w:space="0"/>
+              </w:pBdr>
+              <w:shd w:val="clear" w:fill="F8F8F8"/>
+              <w:spacing w:before="0" w:beforeAutospacing="0" w:after="0" w:afterAutospacing="0"/>
+              <w:ind w:left="0" w:firstLine="0"/>
+              <w:jc w:val="left"/>
+              <w:rPr>
+                <w:rFonts w:hint="eastAsia"/>
+                <w:sz w:val="28"/>
+                <w:vertAlign w:val="baseline"/>
+              </w:rPr>
+            </w:pPr>
+            <w:r>
+              <w:rPr>
+                <w:rFonts w:hint="eastAsia"/>
+                <w:sz w:val="28"/>
+                <w:vertAlign w:val="baseline"/>
+              </w:rPr>
+              <w:t>$m = [regex]::Match($html, '&lt;title&gt;\s*(.*?)\s*&lt;/title&gt;', 'IgnoreCase,Singleline')</w:t>
+            </w:r>
+          </w:p>
+          <w:p>
+            <w:pPr>
+              <w:keepNext w:val="0"/>
+              <w:keepLines w:val="0"/>
+              <w:widowControl/>
+              <w:suppressLineNumbers w:val="0"/>
+              <w:pBdr>
+                <w:top w:val="none" w:color="auto" w:sz="0" w:space="0"/>
+                <w:left w:val="none" w:color="auto" w:sz="0" w:space="0"/>
+                <w:bottom w:val="none" w:color="auto" w:sz="0" w:space="0"/>
+                <w:right w:val="none" w:color="auto" w:sz="0" w:space="0"/>
+              </w:pBdr>
+              <w:shd w:val="clear" w:fill="F8F8F8"/>
+              <w:spacing w:before="0" w:beforeAutospacing="0" w:after="0" w:afterAutospacing="0"/>
+              <w:ind w:left="0" w:firstLine="0"/>
+              <w:jc w:val="left"/>
+              <w:rPr>
+                <w:rFonts w:hint="eastAsia"/>
+                <w:sz w:val="28"/>
+                <w:vertAlign w:val="baseline"/>
+              </w:rPr>
+            </w:pPr>
+            <w:r>
+              <w:rPr>
+                <w:rFonts w:hint="eastAsia"/>
+                <w:sz w:val="28"/>
+                <w:vertAlign w:val="baseline"/>
+              </w:rPr>
+              <w:t>$m.Groups[1].Value</w:t>
+            </w:r>
+          </w:p>
+        </w:tc>
+      </w:tr>
+    </w:tbl>
+    <w:p>
+      <w:pPr>
+        <w:numPr>
+          <w:ilvl w:val="0"/>
+          <w:numId w:val="0"/>
+        </w:numPr>
+        <w:autoSpaceDE w:val="0"/>
+        <w:autoSpaceDN w:val="0"/>
+        <w:adjustRightInd w:val="0"/>
+        <w:spacing w:line="300" w:lineRule="auto"/>
+        <w:jc w:val="left"/>
+        <w:rPr>
+          <w:rFonts w:hint="default" w:ascii="Times New Roman" w:eastAsia="宋体"/>
+          <w:b/>
+          <w:bCs/>
+          <w:sz w:val="28"/>
+          <w:lang w:val="en-US" w:eastAsia="zh-CN"/>
+        </w:rPr>
+      </w:pPr>
+    </w:p>
+    <w:p>
+      <w:pPr>
+        <w:numPr>
+          <w:ilvl w:val="0"/>
+          <w:numId w:val="0"/>
+        </w:numPr>
+        <w:autoSpaceDE w:val="0"/>
+        <w:autoSpaceDN w:val="0"/>
+        <w:adjustRightInd w:val="0"/>
+        <w:spacing w:line="300" w:lineRule="auto"/>
+        <w:jc w:val="left"/>
+        <w:rPr>
+          <w:rFonts w:hint="default" w:ascii="Times New Roman" w:eastAsia="宋体"/>
+          <w:b/>
+          <w:bCs/>
+          <w:sz w:val="28"/>
+          <w:lang w:val="en-US" w:eastAsia="zh-CN"/>
+        </w:rPr>
+      </w:pPr>
+      <w:bookmarkStart w:id="0" w:name="_GoBack"/>
+      <w:bookmarkEnd w:id="0"/>
+    </w:p>
+    <w:tbl>
+      <w:tblPr>
+        <w:tblStyle w:val="8"/>
+        <w:tblW w:w="0" w:type="auto"/>
+        <w:tblInd w:w="0" w:type="dxa"/>
+        <w:tblBorders>
+          <w:top w:val="single" w:color="auto" w:sz="4" w:space="0"/>
+          <w:left w:val="single" w:color="auto" w:sz="4" w:space="0"/>
+          <w:bottom w:val="single" w:color="auto" w:sz="4" w:space="0"/>
+          <w:right w:val="single" w:color="auto" w:sz="4" w:space="0"/>
+          <w:insideH w:val="single" w:color="auto" w:sz="4" w:space="0"/>
+          <w:insideV w:val="none" w:color="auto" w:sz="0" w:space="0"/>
+        </w:tblBorders>
+        <w:tblLayout w:type="autofit"/>
+        <w:tblCellMar>
+          <w:top w:w="0" w:type="dxa"/>
+          <w:left w:w="108" w:type="dxa"/>
+          <w:bottom w:w="0" w:type="dxa"/>
+          <w:right w:w="108" w:type="dxa"/>
+        </w:tblCellMar>
+      </w:tblPr>
+      <w:tblGrid>
+        <w:gridCol w:w="8522"/>
+      </w:tblGrid>
+      <w:tr>
+        <w:tblPrEx>
+          <w:tblBorders>
+            <w:top w:val="single" w:color="auto" w:sz="4" w:space="0"/>
+            <w:left w:val="single" w:color="auto" w:sz="4" w:space="0"/>
+            <w:bottom w:val="single" w:color="auto" w:sz="4" w:space="0"/>
+            <w:right w:val="single" w:color="auto" w:sz="4" w:space="0"/>
+            <w:insideH w:val="single" w:color="auto" w:sz="4" w:space="0"/>
+            <w:insideV w:val="none" w:color="auto" w:sz="0" w:space="0"/>
+          </w:tblBorders>
+        </w:tblPrEx>
+        <w:tc>
+          <w:tcPr>
+            <w:tcW w:w="8522" w:type="dxa"/>
+            <w:tcBorders>
+              <w:top w:val="single" w:color="auto" w:sz="8" w:space="0"/>
+              <w:left w:val="single" w:color="auto" w:sz="8" w:space="0"/>
+              <w:bottom w:val="single" w:color="auto" w:sz="8" w:space="0"/>
+              <w:right w:val="single" w:color="auto" w:sz="8" w:space="0"/>
+            </w:tcBorders>
+            <w:shd w:val="clear" w:color="auto" w:fill="D7D7D7" w:themeFill="background1" w:themeFillShade="D8"/>
+          </w:tcPr>
+          <w:p>
+            <w:pPr>
+              <w:keepNext w:val="0"/>
+              <w:keepLines w:val="0"/>
+              <w:pageBreakBefore w:val="0"/>
+              <w:widowControl w:val="0"/>
+              <w:kinsoku/>
+              <w:wordWrap/>
+              <w:overflowPunct/>
+              <w:topLinePunct w:val="0"/>
+              <w:autoSpaceDE/>
+              <w:autoSpaceDN/>
+              <w:bidi w:val="0"/>
+              <w:adjustRightInd/>
+              <w:snapToGrid/>
+              <w:spacing w:line="300" w:lineRule="auto"/>
+              <w:ind w:left="0" w:leftChars="0" w:firstLine="0" w:firstLineChars="0"/>
+              <w:textAlignment w:val="auto"/>
+              <w:rPr>
+                <w:rFonts w:hint="default" w:eastAsia="宋体"/>
+                <w:sz w:val="28"/>
+                <w:vertAlign w:val="baseline"/>
+                <w:lang w:val="en-US" w:eastAsia="zh-CN"/>
+              </w:rPr>
+            </w:pPr>
+            <w:r>
+              <w:rPr>
+                <w:rFonts w:hint="default" w:ascii="Times New Roman" w:hAnsi="Times New Roman" w:eastAsia="宋体" w:cs="Times New Roman"/>
+                <w:sz w:val="24"/>
+                <w:szCs w:val="24"/>
+                <w:vertAlign w:val="baseline"/>
+                <w:lang w:val="en-US" w:eastAsia="zh-CN"/>
+              </w:rPr>
+              <w:t>附录</w:t>
+            </w:r>
+            <w:r>
+              <w:rPr>
+                <w:rFonts w:hint="eastAsia" w:ascii="Times New Roman" w:hAnsi="Times New Roman" w:cs="Times New Roman"/>
+                <w:sz w:val="24"/>
+                <w:szCs w:val="24"/>
+                <w:vertAlign w:val="baseline"/>
+                <w:lang w:val="en-US" w:eastAsia="zh-CN"/>
+              </w:rPr>
+              <w:t>4：应用Bookinfo Gateway配置</w:t>
+            </w:r>
+          </w:p>
+        </w:tc>
+      </w:tr>
+      <w:tr>
+        <w:tblPrEx>
+          <w:tblBorders>
+            <w:top w:val="single" w:color="auto" w:sz="4" w:space="0"/>
+            <w:left w:val="single" w:color="auto" w:sz="4" w:space="0"/>
+            <w:bottom w:val="single" w:color="auto" w:sz="4" w:space="0"/>
+            <w:right w:val="single" w:color="auto" w:sz="4" w:space="0"/>
+            <w:insideH w:val="single" w:color="auto" w:sz="4" w:space="0"/>
+            <w:insideV w:val="none" w:color="auto" w:sz="0" w:space="0"/>
+          </w:tblBorders>
+          <w:tblCellMar>
+            <w:top w:w="0" w:type="dxa"/>
+            <w:left w:w="108" w:type="dxa"/>
+            <w:bottom w:w="0" w:type="dxa"/>
+            <w:right w:w="108" w:type="dxa"/>
+          </w:tblCellMar>
+        </w:tblPrEx>
+        <w:tc>
+          <w:tcPr>
+            <w:tcW w:w="8522" w:type="dxa"/>
+            <w:tcBorders>
+              <w:top w:val="single" w:color="auto" w:sz="8" w:space="0"/>
+              <w:left w:val="single" w:color="auto" w:sz="8" w:space="0"/>
+              <w:bottom w:val="single" w:color="auto" w:sz="8" w:space="0"/>
+              <w:right w:val="single" w:color="auto" w:sz="8" w:space="0"/>
+            </w:tcBorders>
+          </w:tcPr>
+          <w:p>
+            <w:pPr>
+              <w:keepNext w:val="0"/>
+              <w:keepLines w:val="0"/>
+              <w:widowControl/>
+              <w:suppressLineNumbers w:val="0"/>
+              <w:pBdr>
+                <w:top w:val="none" w:color="auto" w:sz="0" w:space="0"/>
+                <w:left w:val="none" w:color="auto" w:sz="0" w:space="0"/>
+                <w:bottom w:val="none" w:color="auto" w:sz="0" w:space="0"/>
+                <w:right w:val="none" w:color="auto" w:sz="0" w:space="0"/>
+              </w:pBdr>
+              <w:shd w:val="clear" w:fill="F8F8F8"/>
+              <w:spacing w:before="0" w:beforeAutospacing="0" w:after="0" w:afterAutospacing="0"/>
+              <w:ind w:left="0" w:firstLine="0"/>
+              <w:jc w:val="left"/>
+              <w:rPr>
+                <w:rFonts w:hint="eastAsia"/>
+                <w:sz w:val="28"/>
+                <w:vertAlign w:val="baseline"/>
+              </w:rPr>
+            </w:pPr>
+            <w:r>
+              <w:rPr>
+                <w:rFonts w:hint="eastAsia"/>
+                <w:sz w:val="28"/>
+                <w:vertAlign w:val="baseline"/>
+              </w:rPr>
+              <w:t>kubectl apply -f samples/bookinfo/networking/bookinfo-gateway.yaml</w:t>
+            </w:r>
+          </w:p>
+          <w:p>
+            <w:pPr>
+              <w:keepNext w:val="0"/>
+              <w:keepLines w:val="0"/>
+              <w:widowControl/>
+              <w:suppressLineNumbers w:val="0"/>
+              <w:pBdr>
+                <w:top w:val="none" w:color="auto" w:sz="0" w:space="0"/>
+                <w:left w:val="none" w:color="auto" w:sz="0" w:space="0"/>
+                <w:bottom w:val="none" w:color="auto" w:sz="0" w:space="0"/>
+                <w:right w:val="none" w:color="auto" w:sz="0" w:space="0"/>
+              </w:pBdr>
+              <w:shd w:val="clear" w:fill="F8F8F8"/>
+              <w:spacing w:before="0" w:beforeAutospacing="0" w:after="0" w:afterAutospacing="0"/>
+              <w:ind w:left="0" w:firstLine="0"/>
+              <w:jc w:val="left"/>
+              <w:rPr>
+                <w:rFonts w:hint="eastAsia"/>
+                <w:sz w:val="28"/>
+                <w:vertAlign w:val="baseline"/>
+              </w:rPr>
+            </w:pPr>
+            <w:r>
+              <w:rPr>
+                <w:rFonts w:hint="eastAsia"/>
+                <w:sz w:val="28"/>
+                <w:vertAlign w:val="baseline"/>
+              </w:rPr>
+              <w:t>istioctl analyze</w:t>
+            </w:r>
+          </w:p>
+          <w:p>
+            <w:pPr>
+              <w:keepNext w:val="0"/>
+              <w:keepLines w:val="0"/>
+              <w:widowControl/>
+              <w:suppressLineNumbers w:val="0"/>
+              <w:pBdr>
+                <w:top w:val="none" w:color="auto" w:sz="0" w:space="0"/>
+                <w:left w:val="none" w:color="auto" w:sz="0" w:space="0"/>
+                <w:bottom w:val="none" w:color="auto" w:sz="0" w:space="0"/>
+                <w:right w:val="none" w:color="auto" w:sz="0" w:space="0"/>
+              </w:pBdr>
+              <w:shd w:val="clear" w:fill="F8F8F8"/>
+              <w:spacing w:before="0" w:beforeAutospacing="0" w:after="0" w:afterAutospacing="0"/>
+              <w:ind w:left="0" w:firstLine="0"/>
+              <w:jc w:val="left"/>
+              <w:rPr>
+                <w:rFonts w:hint="eastAsia"/>
+                <w:sz w:val="28"/>
+                <w:vertAlign w:val="baseline"/>
+              </w:rPr>
+            </w:pPr>
+            <w:r>
+              <w:rPr>
+                <w:rFonts w:hint="eastAsia"/>
+                <w:sz w:val="28"/>
+                <w:vertAlign w:val="baseline"/>
+              </w:rPr>
+              <w:t>kubectl label namespace default istio-injection=enabled</w:t>
+            </w:r>
+          </w:p>
+        </w:tc>
+      </w:tr>
+    </w:tbl>
+    <w:p>
+      <w:pPr>
+        <w:numPr>
+          <w:ilvl w:val="0"/>
+          <w:numId w:val="0"/>
+        </w:numPr>
+        <w:autoSpaceDE w:val="0"/>
+        <w:autoSpaceDN w:val="0"/>
+        <w:adjustRightInd w:val="0"/>
+        <w:spacing w:line="300" w:lineRule="auto"/>
+        <w:jc w:val="left"/>
+        <w:rPr>
+          <w:rFonts w:hint="default" w:ascii="Times New Roman" w:eastAsia="宋体"/>
+          <w:b/>
+          <w:bCs/>
+          <w:sz w:val="28"/>
+          <w:lang w:val="en-US" w:eastAsia="zh-CN"/>
+        </w:rPr>
+      </w:pPr>
     </w:p>
     <w:sectPr>
       <w:pgSz w:w="11906" w:h="16838"/>
@@ -2475,7 +3842,7 @@
     <w:lsdException w:uiPriority="0" w:name="Table Web 2"/>
     <w:lsdException w:uiPriority="0" w:name="Table Web 3"/>
     <w:lsdException w:unhideWhenUsed="0" w:uiPriority="0" w:semiHidden="0" w:name="Balloon Text"/>
-    <w:lsdException w:unhideWhenUsed="0" w:uiPriority="0" w:semiHidden="0" w:name="Table Grid"/>
+    <w:lsdException w:qFormat="1" w:unhideWhenUsed="0" w:uiPriority="39" w:semiHidden="0" w:name="Table Grid"/>
     <w:lsdException w:uiPriority="0" w:name="Table Theme"/>
     <w:lsdException w:unhideWhenUsed="0" w:uiPriority="60" w:semiHidden="0" w:name="Light Shading"/>
     <w:lsdException w:unhideWhenUsed="0" w:uiPriority="61" w:semiHidden="0" w:name="Light List"/>
@@ -2593,7 +3960,7 @@
       <w:lang w:val="en-US" w:eastAsia="zh-CN" w:bidi="ar-SA"/>
     </w:rPr>
   </w:style>
-  <w:style w:type="character" w:default="1" w:styleId="8">
+  <w:style w:type="character" w:default="1" w:styleId="9">
     <w:name w:val="Default Paragraph Font"/>
     <w:unhideWhenUsed/>
     <w:qFormat/>
@@ -2617,7 +3984,7 @@
   <w:style w:type="paragraph" w:styleId="2">
     <w:name w:val="Balloon Text"/>
     <w:basedOn w:val="1"/>
-    <w:link w:val="18"/>
+    <w:link w:val="20"/>
     <w:uiPriority w:val="0"/>
     <w:rPr>
       <w:sz w:val="18"/>
@@ -2627,7 +3994,7 @@
   <w:style w:type="paragraph" w:styleId="3">
     <w:name w:val="footer"/>
     <w:basedOn w:val="1"/>
-    <w:link w:val="14"/>
+    <w:link w:val="16"/>
     <w:qFormat/>
     <w:uiPriority w:val="0"/>
     <w:pPr>
@@ -2646,7 +4013,7 @@
   <w:style w:type="paragraph" w:styleId="4">
     <w:name w:val="header"/>
     <w:basedOn w:val="1"/>
-    <w:link w:val="13"/>
+    <w:link w:val="15"/>
     <w:qFormat/>
     <w:uiPriority w:val="0"/>
     <w:pPr>
@@ -2713,9 +4080,34 @@
       <w:lang w:val="en-US" w:eastAsia="zh-CN" w:bidi="ar"/>
     </w:rPr>
   </w:style>
-  <w:style w:type="character" w:styleId="9">
+  <w:style w:type="table" w:styleId="8">
+    <w:name w:val="Table Grid"/>
+    <w:basedOn w:val="7"/>
+    <w:qFormat/>
+    <w:uiPriority w:val="39"/>
+    <w:tblPr>
+      <w:tblBorders>
+        <w:top w:val="single" w:color="auto" w:sz="4" w:space="0"/>
+        <w:left w:val="single" w:color="auto" w:sz="4" w:space="0"/>
+        <w:bottom w:val="single" w:color="auto" w:sz="4" w:space="0"/>
+        <w:right w:val="single" w:color="auto" w:sz="4" w:space="0"/>
+        <w:insideH w:val="single" w:color="auto" w:sz="4" w:space="0"/>
+        <w:insideV w:val="single" w:color="auto" w:sz="4" w:space="0"/>
+      </w:tblBorders>
+    </w:tblPr>
+  </w:style>
+  <w:style w:type="character" w:styleId="10">
+    <w:name w:val="Strong"/>
+    <w:basedOn w:val="9"/>
+    <w:qFormat/>
+    <w:uiPriority w:val="0"/>
+    <w:rPr>
+      <w:b/>
+    </w:rPr>
+  </w:style>
+  <w:style w:type="character" w:styleId="11">
     <w:name w:val="FollowedHyperlink"/>
-    <w:basedOn w:val="8"/>
+    <w:basedOn w:val="9"/>
     <w:qFormat/>
     <w:uiPriority w:val="0"/>
     <w:rPr>
@@ -2728,18 +4120,18 @@
       </w14:textFill>
     </w:rPr>
   </w:style>
-  <w:style w:type="character" w:styleId="10">
+  <w:style w:type="character" w:styleId="12">
     <w:name w:val="Emphasis"/>
-    <w:basedOn w:val="8"/>
+    <w:basedOn w:val="9"/>
     <w:qFormat/>
     <w:uiPriority w:val="0"/>
     <w:rPr>
       <w:i/>
     </w:rPr>
   </w:style>
-  <w:style w:type="character" w:styleId="11">
+  <w:style w:type="character" w:styleId="13">
     <w:name w:val="Hyperlink"/>
-    <w:basedOn w:val="8"/>
+    <w:basedOn w:val="9"/>
     <w:qFormat/>
     <w:uiPriority w:val="0"/>
     <w:rPr>
@@ -2752,9 +4144,9 @@
       </w14:textFill>
     </w:rPr>
   </w:style>
-  <w:style w:type="character" w:styleId="12">
+  <w:style w:type="character" w:styleId="14">
     <w:name w:val="HTML Code"/>
-    <w:basedOn w:val="8"/>
+    <w:basedOn w:val="9"/>
     <w:qFormat/>
     <w:uiPriority w:val="0"/>
     <w:rPr>
@@ -2762,9 +4154,9 @@
       <w:sz w:val="20"/>
     </w:rPr>
   </w:style>
-  <w:style w:type="character" w:customStyle="1" w:styleId="13">
+  <w:style w:type="character" w:customStyle="1" w:styleId="15">
     <w:name w:val="页眉 字符"/>
-    <w:basedOn w:val="8"/>
+    <w:basedOn w:val="9"/>
     <w:link w:val="4"/>
     <w:qFormat/>
     <w:uiPriority w:val="0"/>
@@ -2774,9 +4166,9 @@
       <w:szCs w:val="18"/>
     </w:rPr>
   </w:style>
-  <w:style w:type="character" w:customStyle="1" w:styleId="14">
+  <w:style w:type="character" w:customStyle="1" w:styleId="16">
     <w:name w:val="页脚 字符"/>
-    <w:basedOn w:val="8"/>
+    <w:basedOn w:val="9"/>
     <w:link w:val="3"/>
     <w:qFormat/>
     <w:uiPriority w:val="0"/>
@@ -2786,7 +4178,7 @@
       <w:szCs w:val="18"/>
     </w:rPr>
   </w:style>
-  <w:style w:type="paragraph" w:customStyle="1" w:styleId="15">
+  <w:style w:type="paragraph" w:customStyle="1" w:styleId="17">
     <w:name w:val="reader-word-layer reader-word-s1-21"/>
     <w:basedOn w:val="1"/>
     <w:qFormat/>
@@ -2802,7 +4194,7 @@
       <w:sz w:val="24"/>
     </w:rPr>
   </w:style>
-  <w:style w:type="paragraph" w:customStyle="1" w:styleId="16">
+  <w:style w:type="paragraph" w:customStyle="1" w:styleId="18">
     <w:name w:val="reader-word-layer reader-word-s1-30"/>
     <w:basedOn w:val="1"/>
     <w:qFormat/>
@@ -2818,7 +4210,7 @@
       <w:sz w:val="24"/>
     </w:rPr>
   </w:style>
-  <w:style w:type="paragraph" w:styleId="17">
+  <w:style w:type="paragraph" w:styleId="19">
     <w:name w:val="List Paragraph"/>
     <w:basedOn w:val="1"/>
     <w:qFormat/>
@@ -2827,9 +4219,9 @@
       <w:ind w:firstLine="420" w:firstLineChars="200"/>
     </w:pPr>
   </w:style>
-  <w:style w:type="character" w:customStyle="1" w:styleId="18">
+  <w:style w:type="character" w:customStyle="1" w:styleId="20">
     <w:name w:val="批注框文本 字符"/>
-    <w:basedOn w:val="8"/>
+    <w:basedOn w:val="9"/>
     <w:link w:val="2"/>
     <w:qFormat/>
     <w:uiPriority w:val="0"/>
@@ -2839,9 +4231,9 @@
       <w:szCs w:val="18"/>
     </w:rPr>
   </w:style>
-  <w:style w:type="character" w:customStyle="1" w:styleId="19">
+  <w:style w:type="character" w:customStyle="1" w:styleId="21">
     <w:name w:val="Unresolved Mention"/>
-    <w:basedOn w:val="8"/>
+    <w:basedOn w:val="9"/>
     <w:semiHidden/>
     <w:unhideWhenUsed/>
     <w:qFormat/>

--- a/Labs/Lab04/Lab04+徐炜杰+202383910029.docx
+++ b/Labs/Lab04/Lab04+徐炜杰+202383910029.docx
@@ -1204,6 +1204,24 @@
     </w:p>
     <w:p>
       <w:pPr>
+        <w:widowControl w:val="0"/>
+        <w:numPr>
+          <w:ilvl w:val="0"/>
+          <w:numId w:val="0"/>
+        </w:numPr>
+        <w:autoSpaceDE w:val="0"/>
+        <w:autoSpaceDN w:val="0"/>
+        <w:adjustRightInd w:val="0"/>
+        <w:spacing w:line="300" w:lineRule="auto"/>
+        <w:jc w:val="left"/>
+        <w:rPr>
+          <w:rFonts w:hint="eastAsia"/>
+          <w:lang w:eastAsia="zh-CN"/>
+        </w:rPr>
+      </w:pPr>
+    </w:p>
+    <w:p>
+      <w:pPr>
         <w:widowControl/>
         <w:numPr>
           <w:ilvl w:val="0"/>
@@ -1295,6 +1313,20 @@
     </w:p>
     <w:p>
       <w:pPr>
+        <w:widowControl w:val="0"/>
+        <w:numPr>
+          <w:ilvl w:val="0"/>
+          <w:numId w:val="0"/>
+        </w:numPr>
+        <w:autoSpaceDE w:val="0"/>
+        <w:autoSpaceDN w:val="0"/>
+        <w:adjustRightInd w:val="0"/>
+        <w:spacing w:line="300" w:lineRule="auto"/>
+        <w:jc w:val="left"/>
+      </w:pPr>
+    </w:p>
+    <w:p>
+      <w:pPr>
         <w:widowControl/>
         <w:numPr>
           <w:ilvl w:val="0"/>
@@ -1386,6 +1418,20 @@
     </w:p>
     <w:p>
       <w:pPr>
+        <w:widowControl w:val="0"/>
+        <w:numPr>
+          <w:ilvl w:val="0"/>
+          <w:numId w:val="0"/>
+        </w:numPr>
+        <w:autoSpaceDE w:val="0"/>
+        <w:autoSpaceDN w:val="0"/>
+        <w:adjustRightInd w:val="0"/>
+        <w:spacing w:line="300" w:lineRule="auto"/>
+        <w:jc w:val="left"/>
+      </w:pPr>
+    </w:p>
+    <w:p>
+      <w:pPr>
         <w:widowControl/>
         <w:numPr>
           <w:ilvl w:val="0"/>
@@ -1477,6 +1523,20 @@
     </w:p>
     <w:p>
       <w:pPr>
+        <w:widowControl w:val="0"/>
+        <w:numPr>
+          <w:ilvl w:val="0"/>
+          <w:numId w:val="0"/>
+        </w:numPr>
+        <w:autoSpaceDE w:val="0"/>
+        <w:autoSpaceDN w:val="0"/>
+        <w:adjustRightInd w:val="0"/>
+        <w:spacing w:line="300" w:lineRule="auto"/>
+        <w:jc w:val="left"/>
+      </w:pPr>
+    </w:p>
+    <w:p>
+      <w:pPr>
         <w:widowControl/>
         <w:numPr>
           <w:ilvl w:val="0"/>
@@ -1568,6 +1628,20 @@
     </w:p>
     <w:p>
       <w:pPr>
+        <w:widowControl w:val="0"/>
+        <w:numPr>
+          <w:ilvl w:val="0"/>
+          <w:numId w:val="0"/>
+        </w:numPr>
+        <w:autoSpaceDE w:val="0"/>
+        <w:autoSpaceDN w:val="0"/>
+        <w:adjustRightInd w:val="0"/>
+        <w:spacing w:line="300" w:lineRule="auto"/>
+        <w:jc w:val="left"/>
+      </w:pPr>
+    </w:p>
+    <w:p>
+      <w:pPr>
         <w:widowControl/>
         <w:numPr>
           <w:ilvl w:val="0"/>
@@ -1659,6 +1733,20 @@
     </w:p>
     <w:p>
       <w:pPr>
+        <w:widowControl w:val="0"/>
+        <w:numPr>
+          <w:ilvl w:val="0"/>
+          <w:numId w:val="0"/>
+        </w:numPr>
+        <w:autoSpaceDE w:val="0"/>
+        <w:autoSpaceDN w:val="0"/>
+        <w:adjustRightInd w:val="0"/>
+        <w:spacing w:line="300" w:lineRule="auto"/>
+        <w:jc w:val="left"/>
+      </w:pPr>
+    </w:p>
+    <w:p>
+      <w:pPr>
         <w:widowControl/>
         <w:numPr>
           <w:ilvl w:val="0"/>
@@ -1750,6 +1838,20 @@
     </w:p>
     <w:p>
       <w:pPr>
+        <w:widowControl w:val="0"/>
+        <w:numPr>
+          <w:ilvl w:val="0"/>
+          <w:numId w:val="0"/>
+        </w:numPr>
+        <w:autoSpaceDE w:val="0"/>
+        <w:autoSpaceDN w:val="0"/>
+        <w:adjustRightInd w:val="0"/>
+        <w:spacing w:line="300" w:lineRule="auto"/>
+        <w:jc w:val="left"/>
+      </w:pPr>
+    </w:p>
+    <w:p>
+      <w:pPr>
         <w:widowControl/>
         <w:numPr>
           <w:ilvl w:val="0"/>
@@ -1841,6 +1943,20 @@
     </w:p>
     <w:p>
       <w:pPr>
+        <w:widowControl w:val="0"/>
+        <w:numPr>
+          <w:ilvl w:val="0"/>
+          <w:numId w:val="0"/>
+        </w:numPr>
+        <w:autoSpaceDE w:val="0"/>
+        <w:autoSpaceDN w:val="0"/>
+        <w:adjustRightInd w:val="0"/>
+        <w:spacing w:line="300" w:lineRule="auto"/>
+        <w:jc w:val="left"/>
+      </w:pPr>
+    </w:p>
+    <w:p>
+      <w:pPr>
         <w:widowControl/>
         <w:numPr>
           <w:ilvl w:val="0"/>
@@ -1929,6 +2045,8 @@
           </wp:inline>
         </w:drawing>
       </w:r>
+      <w:bookmarkStart w:id="0" w:name="_GoBack"/>
+      <w:bookmarkEnd w:id="0"/>
     </w:p>
     <w:p>
       <w:pPr>
@@ -3349,8 +3467,6 @@
           <w:lang w:val="en-US" w:eastAsia="zh-CN"/>
         </w:rPr>
       </w:pPr>
-      <w:bookmarkStart w:id="0" w:name="_GoBack"/>
-      <w:bookmarkEnd w:id="0"/>
     </w:p>
     <w:tbl>
       <w:tblPr>
@@ -3386,6 +3502,12 @@
             <w:insideH w:val="single" w:color="auto" w:sz="4" w:space="0"/>
             <w:insideV w:val="none" w:color="auto" w:sz="0" w:space="0"/>
           </w:tblBorders>
+          <w:tblCellMar>
+            <w:top w:w="0" w:type="dxa"/>
+            <w:left w:w="108" w:type="dxa"/>
+            <w:bottom w:w="0" w:type="dxa"/>
+            <w:right w:w="108" w:type="dxa"/>
+          </w:tblCellMar>
         </w:tblPrEx>
         <w:tc>
           <w:tcPr>
